--- a/tillsyn/A 4433-2022 tillsynsbegäran.docx
+++ b/tillsyn/A 4433-2022 tillsynsbegäran.docx
@@ -442,7 +442,7 @@
     <w:r>
       <w:tab/>
       <w:tab/>
-      <w:t>2026-06-18</w:t>
+      <w:t>2026-06-19</w:t>
       <w:br/>
       <w:br/>
     </w:r>

--- a/tillsyn/A 4433-2022 tillsynsbegäran.docx
+++ b/tillsyn/A 4433-2022 tillsynsbegäran.docx
@@ -442,7 +442,7 @@
     <w:r>
       <w:tab/>
       <w:tab/>
-      <w:t>2026-06-19</w:t>
+      <w:t>2026-06-20</w:t>
       <w:br/>
       <w:br/>
     </w:r>

--- a/tillsyn/A 4433-2022 tillsynsbegäran.docx
+++ b/tillsyn/A 4433-2022 tillsynsbegäran.docx
@@ -12,10 +12,7 @@
     </w:p>
     <w:p>
       <w:r>
-        <w:t>Detta dokument behandlar höga naturvärden i avverkningsanmälan A 4433-2022 i Ljusdals kommun som inkom 2022-01-28 och omfattar 10,3 ha.</w:t>
-      </w:r>
-      <w:r>
-        <w:t xml:space="preserve"> I Figur 1 visas fyndplatser för naturvårdsarter i området, som finns registrerade på Artportalen.</w:t>
+        <w:t>Denna tillsynsbegäran behandlar höga naturvärden i avverkningsanmälan A 4433-2022 i Ljusdals kommun som inkom 2022-01-28 och omfattar 10,3 ha.</w:t>
       </w:r>
     </w:p>
     <w:p>
@@ -25,7 +22,7 @@
       <w:r>
         <w:drawing>
           <wp:inline xmlns:a="http://schemas.openxmlformats.org/drawingml/2006/main" xmlns:pic="http://schemas.openxmlformats.org/drawingml/2006/picture">
-            <wp:extent cx="5320528" cy="5688000"/>
+            <wp:extent cx="5354202" cy="5724000"/>
             <wp:docPr id="1" name="Picture 1"/>
             <wp:cNvGraphicFramePr>
               <a:graphicFrameLocks noChangeAspect="1"/>
@@ -46,7 +43,7 @@
                   <pic:spPr>
                     <a:xfrm>
                       <a:off x="0" y="0"/>
-                      <a:ext cx="5320528" cy="5688000"/>
+                      <a:ext cx="5354202" cy="5724000"/>
                     </a:xfrm>
                     <a:prstGeom prst="rect"/>
                   </pic:spPr>
@@ -63,7 +60,20 @@
         <w:spacing w:after="240"/>
       </w:pPr>
       <w:r>
-        <w:t>Figur 1. Fyndplatser för naturvårdsarter inom 23 meter från avverkningsanmälan (röd linje). Inom parentes anges rödlistekategorier, S för signalarter, Tför typiska arter och fridlysningsparagrafer i artskyddsförordningen.Markörer utan svart kant är placerade på fyndplatsen. Markörer med svart kant är placerade vid sidan av fyndplatsen och har ett svart streck som visar fyndplatsens exakta position. Kartans mittpunktskoordinat är N 6863067, E 508107 i SWEREF 99 TM.</w:t>
+        <w:t>Figur 1. Fyndplatser för naturvårdsarter inom 23 meter från avverkningsanmälan. Markörer utan svart kant är placerade på fyndplatsen. Markörer med svart kant är placerade vid sidan av fyndplatsen har ett svart streck som visar fyndplatsens exakta position. Kartans mittpunktskoordinat är N 6863067, E 508107 i SWEREF 99 TM.</w:t>
+      </w:r>
+    </w:p>
+    <w:p>
+      <w:r>
+        <w:t>Inom 23 meter från avverkningsanmälan finns fynd av 2 naturvårdsarter, varav 1 är rödlistad, 2 är typiska (T) och 1 är signalart (S): lunglav (NT, T) och bårdlav (S, T). Se Figur 1.</w:t>
+      </w:r>
+    </w:p>
+    <w:p>
+      <w:pPr>
+        <w:pStyle w:val="Heading1"/>
+      </w:pPr>
+      <w:r>
+        <w:t>Tillsynsbegäran</w:t>
       </w:r>
     </w:p>
     <w:p>
@@ -77,73 +87,16 @@
       </w:r>
     </w:p>
     <w:p>
-      <w:r>
-        <w:t>Nedan beskrivs fynd av naturvårdsarter som gjorts i det avverkningsanmälda området. I BILAGA 1 finns artfakta om rödlistade arter.</w:t>
-      </w:r>
-    </w:p>
-    <w:p>
       <w:pPr>
         <w:pStyle w:val="Heading1"/>
       </w:pPr>
       <w:r>
-        <w:t>Naturvårdsarter</w:t>
+        <w:t>Naturvårdsarter och fridlysta arter</w:t>
       </w:r>
     </w:p>
     <w:p>
       <w:r>
-        <w:t>Inom 23 meter från avverkningsanmälan har följande 2 naturvårdsarter hittats: lunglav (NT, T) och bårdlav (S, T). Av dessa är 1 rödlistade. För rödlistade arter har rödlistekategorin angivits inom parentes. Arter som är signalarter enligt Skogsstyrelsen har markerats med (S). Typiska arter inom Natura 2000 som är kopplade till skogsekosystem har markerats med (T).</w:t>
-      </w:r>
-    </w:p>
-    <w:p>
-      <w:r>
-        <w:t>De påträffade naturvårdsarterna är ett tydligt kvitto på att det rör sig om en skog med höga naturvärden.</w:t>
-      </w:r>
-    </w:p>
-    <w:p>
-      <w:r>
-        <w:rPr>
-          <w:b/>
-        </w:rPr>
-        <w:t>Bårdlav</w:t>
-      </w:r>
-      <w:r>
-        <w:t xml:space="preserve"> signalerar miljöer med höga naturvärden och på lokalerna finns vanligtvis många andra ovanliga och rödlistade arter. Den visar även på platser med hög och jämn luftfuktighet. På bårdlav och andra njurlavar (Nephroma) kan de sällsynta parasiterna </w:t>
-      </w:r>
-      <w:r>
-        <w:rPr>
-          <w:i/>
-        </w:rPr>
-        <w:t xml:space="preserve">Protounguicularia nephromatis </w:t>
-      </w:r>
-      <w:r>
-        <w:t xml:space="preserve">(VU) och </w:t>
-      </w:r>
-      <w:r>
-        <w:rPr>
-          <w:i/>
-        </w:rPr>
-        <w:t xml:space="preserve">Tremella nephromatis </w:t>
-      </w:r>
-      <w:r>
-        <w:t xml:space="preserve">(DD) påträffas. Bårdlav är typisk art för </w:t>
-      </w:r>
-      <w:r>
-        <w:rPr>
-          <w:i/>
-        </w:rPr>
-        <w:t xml:space="preserve">9010 Taiga, 9020 Nordlig ädellövskog, 9070 Trädklädd betesmark, 9110 Näringsfattig bokskog, 9160 Näringsrik ekskog, 9180 Ädellövskog i branter </w:t>
-      </w:r>
-      <w:r>
-        <w:t>och</w:t>
-      </w:r>
-      <w:r>
-        <w:rPr>
-          <w:i/>
-        </w:rPr>
-        <w:t xml:space="preserve"> 9190 Näringsfattig ekskog</w:t>
-      </w:r>
-      <w:r>
-        <w:t xml:space="preserve"> (SLU Artdatabanken, 2026; Nitare &amp; Skogsstyrelsen, 2019).</w:t>
+        <w:t>Nedan följer beskrivningar av de naturvårdsarter och fridlysta arter som har sina livsmiljöer och växtplatser i den avverkningsanmälda skogen. Se även ytterligare artfakta i BILAGA 1. De påträffade naturvårdsarterna är ett tydligt kvitto på att det rör sig om en skog med höga naturvärden.</w:t>
       </w:r>
     </w:p>
     <w:p>
@@ -197,6 +150,53 @@
           <w:i/>
         </w:rPr>
         <w:t xml:space="preserve"> 6530 Lövängar</w:t>
+      </w:r>
+      <w:r>
+        <w:t xml:space="preserve"> (SLU Artdatabanken, 2026; Nitare &amp; Skogsstyrelsen, 2019).</w:t>
+      </w:r>
+    </w:p>
+    <w:p>
+      <w:r>
+        <w:rPr>
+          <w:b/>
+        </w:rPr>
+        <w:t>Bårdlav</w:t>
+      </w:r>
+      <w:r>
+        <w:t xml:space="preserve"> signalerar miljöer med höga naturvärden och på lokalerna finns vanligtvis många andra ovanliga och rödlistade arter. Den visar även på platser med hög och jämn luftfuktighet. På bårdlav och andra njurlavar (Nephroma) kan de sällsynta parasiterna </w:t>
+      </w:r>
+      <w:r>
+        <w:rPr>
+          <w:i/>
+        </w:rPr>
+        <w:t xml:space="preserve">Protounguicularia nephromatis </w:t>
+      </w:r>
+      <w:r>
+        <w:t xml:space="preserve">(VU) och </w:t>
+      </w:r>
+      <w:r>
+        <w:rPr>
+          <w:i/>
+        </w:rPr>
+        <w:t xml:space="preserve">Tremella nephromatis </w:t>
+      </w:r>
+      <w:r>
+        <w:t xml:space="preserve">(DD) påträffas. Bårdlav är typisk art för </w:t>
+      </w:r>
+      <w:r>
+        <w:rPr>
+          <w:i/>
+        </w:rPr>
+        <w:t xml:space="preserve">9010 Taiga, 9020 Nordlig ädellövskog, 9070 Trädklädd betesmark, 9110 Näringsfattig bokskog, 9160 Näringsrik ekskog, 9180 Ädellövskog i branter </w:t>
+      </w:r>
+      <w:r>
+        <w:t>och</w:t>
+      </w:r>
+      <w:r>
+        <w:rPr>
+          <w:i/>
+        </w:rPr>
+        <w:t xml:space="preserve"> 9190 Näringsfattig ekskog</w:t>
       </w:r>
       <w:r>
         <w:t xml:space="preserve"> (SLU Artdatabanken, 2026; Nitare &amp; Skogsstyrelsen, 2019).</w:t>
@@ -442,7 +442,7 @@
     <w:r>
       <w:tab/>
       <w:tab/>
-      <w:t>2026-06-20</w:t>
+      <w:t>2026-06-21</w:t>
       <w:br/>
       <w:br/>
     </w:r>

--- a/tillsyn/A 4433-2022 tillsynsbegäran.docx
+++ b/tillsyn/A 4433-2022 tillsynsbegäran.docx
@@ -442,7 +442,7 @@
     <w:r>
       <w:tab/>
       <w:tab/>
-      <w:t>2026-06-21</w:t>
+      <w:t>2026-06-22</w:t>
       <w:br/>
       <w:br/>
     </w:r>

--- a/tillsyn/A 4433-2022 tillsynsbegäran.docx
+++ b/tillsyn/A 4433-2022 tillsynsbegäran.docx
@@ -442,7 +442,7 @@
     <w:r>
       <w:tab/>
       <w:tab/>
-      <w:t>2026-06-22</w:t>
+      <w:t>2026-06-23</w:t>
       <w:br/>
       <w:br/>
     </w:r>

--- a/tillsyn/A 4433-2022 tillsynsbegäran.docx
+++ b/tillsyn/A 4433-2022 tillsynsbegäran.docx
@@ -442,7 +442,7 @@
     <w:r>
       <w:tab/>
       <w:tab/>
-      <w:t>2026-06-23</w:t>
+      <w:t>2026-06-24</w:t>
       <w:br/>
       <w:br/>
     </w:r>

--- a/tillsyn/A 4433-2022 tillsynsbegäran.docx
+++ b/tillsyn/A 4433-2022 tillsynsbegäran.docx
@@ -442,7 +442,7 @@
     <w:r>
       <w:tab/>
       <w:tab/>
-      <w:t>2026-06-24</w:t>
+      <w:t>2026-06-25</w:t>
       <w:br/>
       <w:br/>
     </w:r>

--- a/tillsyn/A 4433-2022 tillsynsbegäran.docx
+++ b/tillsyn/A 4433-2022 tillsynsbegäran.docx
@@ -442,7 +442,7 @@
     <w:r>
       <w:tab/>
       <w:tab/>
-      <w:t>2026-06-25</w:t>
+      <w:t>2026-06-26</w:t>
       <w:br/>
       <w:br/>
     </w:r>

--- a/tillsyn/A 4433-2022 tillsynsbegäran.docx
+++ b/tillsyn/A 4433-2022 tillsynsbegäran.docx
@@ -442,7 +442,7 @@
     <w:r>
       <w:tab/>
       <w:tab/>
-      <w:t>2026-06-26</w:t>
+      <w:t>2026-06-27</w:t>
       <w:br/>
       <w:br/>
     </w:r>

--- a/tillsyn/A 4433-2022 tillsynsbegäran.docx
+++ b/tillsyn/A 4433-2022 tillsynsbegäran.docx
@@ -442,7 +442,7 @@
     <w:r>
       <w:tab/>
       <w:tab/>
-      <w:t>2026-06-27</w:t>
+      <w:t>2026-06-28</w:t>
       <w:br/>
       <w:br/>
     </w:r>

--- a/tillsyn/A 4433-2022 tillsynsbegäran.docx
+++ b/tillsyn/A 4433-2022 tillsynsbegäran.docx
@@ -442,7 +442,7 @@
     <w:r>
       <w:tab/>
       <w:tab/>
-      <w:t>2026-06-28</w:t>
+      <w:t>2026-06-29</w:t>
       <w:br/>
       <w:br/>
     </w:r>

--- a/tillsyn/A 4433-2022 tillsynsbegäran.docx
+++ b/tillsyn/A 4433-2022 tillsynsbegäran.docx
@@ -442,7 +442,7 @@
     <w:r>
       <w:tab/>
       <w:tab/>
-      <w:t>2026-06-29</w:t>
+      <w:t>2026-06-30</w:t>
       <w:br/>
       <w:br/>
     </w:r>

--- a/tillsyn/A 4433-2022 tillsynsbegäran.docx
+++ b/tillsyn/A 4433-2022 tillsynsbegäran.docx
@@ -442,7 +442,7 @@
     <w:r>
       <w:tab/>
       <w:tab/>
-      <w:t>2026-06-30</w:t>
+      <w:t>2026-07-01</w:t>
       <w:br/>
       <w:br/>
     </w:r>

--- a/tillsyn/A 4433-2022 tillsynsbegäran.docx
+++ b/tillsyn/A 4433-2022 tillsynsbegäran.docx
@@ -442,7 +442,7 @@
     <w:r>
       <w:tab/>
       <w:tab/>
-      <w:t>2026-07-01</w:t>
+      <w:t>2026-07-02</w:t>
       <w:br/>
       <w:br/>
     </w:r>

--- a/tillsyn/A 4433-2022 tillsynsbegäran.docx
+++ b/tillsyn/A 4433-2022 tillsynsbegäran.docx
@@ -442,7 +442,7 @@
     <w:r>
       <w:tab/>
       <w:tab/>
-      <w:t>2026-07-13</w:t>
+      <w:t>2026-07-14</w:t>
       <w:br/>
       <w:br/>
     </w:r>

--- a/tillsyn/A 4433-2022 tillsynsbegäran.docx
+++ b/tillsyn/A 4433-2022 tillsynsbegäran.docx
@@ -442,7 +442,7 @@
     <w:r>
       <w:tab/>
       <w:tab/>
-      <w:t>2026-07-14</w:t>
+      <w:t>2026-07-15</w:t>
       <w:br/>
       <w:br/>
     </w:r>

--- a/tillsyn/A 4433-2022 tillsynsbegäran.docx
+++ b/tillsyn/A 4433-2022 tillsynsbegäran.docx
@@ -442,7 +442,7 @@
     <w:r>
       <w:tab/>
       <w:tab/>
-      <w:t>2026-07-15</w:t>
+      <w:t>2026-07-16</w:t>
       <w:br/>
       <w:br/>
     </w:r>

--- a/tillsyn/A 4433-2022 tillsynsbegäran.docx
+++ b/tillsyn/A 4433-2022 tillsynsbegäran.docx
@@ -442,7 +442,7 @@
     <w:r>
       <w:tab/>
       <w:tab/>
-      <w:t>2026-07-16</w:t>
+      <w:t>2026-07-17</w:t>
       <w:br/>
       <w:br/>
     </w:r>

--- a/tillsyn/A 4433-2022 tillsynsbegäran.docx
+++ b/tillsyn/A 4433-2022 tillsynsbegäran.docx
@@ -442,7 +442,7 @@
     <w:r>
       <w:tab/>
       <w:tab/>
-      <w:t>2026-07-17</w:t>
+      <w:t>2026-07-18</w:t>
       <w:br/>
       <w:br/>
     </w:r>

--- a/tillsyn/A 4433-2022 tillsynsbegäran.docx
+++ b/tillsyn/A 4433-2022 tillsynsbegäran.docx
@@ -442,7 +442,7 @@
     <w:r>
       <w:tab/>
       <w:tab/>
-      <w:t>2026-07-18</w:t>
+      <w:t>2026-07-19</w:t>
       <w:br/>
       <w:br/>
     </w:r>

--- a/tillsyn/A 4433-2022 tillsynsbegäran.docx
+++ b/tillsyn/A 4433-2022 tillsynsbegäran.docx
@@ -442,7 +442,7 @@
     <w:r>
       <w:tab/>
       <w:tab/>
-      <w:t>2026-07-19</w:t>
+      <w:t>2026-07-20</w:t>
       <w:br/>
       <w:br/>
     </w:r>

--- a/tillsyn/A 4433-2022 tillsynsbegäran.docx
+++ b/tillsyn/A 4433-2022 tillsynsbegäran.docx
@@ -442,7 +442,7 @@
     <w:r>
       <w:tab/>
       <w:tab/>
-      <w:t>2026-07-20</w:t>
+      <w:t>2026-07-21</w:t>
       <w:br/>
       <w:br/>
     </w:r>

--- a/tillsyn/A 4433-2022 tillsynsbegäran.docx
+++ b/tillsyn/A 4433-2022 tillsynsbegäran.docx
@@ -442,7 +442,7 @@
     <w:r>
       <w:tab/>
       <w:tab/>
-      <w:t>2026-07-21</w:t>
+      <w:t>2026-07-22</w:t>
       <w:br/>
       <w:br/>
     </w:r>

--- a/tillsyn/A 4433-2022 tillsynsbegäran.docx
+++ b/tillsyn/A 4433-2022 tillsynsbegäran.docx
@@ -442,7 +442,7 @@
     <w:r>
       <w:tab/>
       <w:tab/>
-      <w:t>2026-07-22</w:t>
+      <w:t>2026-07-23</w:t>
       <w:br/>
       <w:br/>
     </w:r>

--- a/tillsyn/A 4433-2022 tillsynsbegäran.docx
+++ b/tillsyn/A 4433-2022 tillsynsbegäran.docx
@@ -442,7 +442,7 @@
     <w:r>
       <w:tab/>
       <w:tab/>
-      <w:t>2026-07-23</w:t>
+      <w:t>2026-07-24</w:t>
       <w:br/>
       <w:br/>
     </w:r>

--- a/tillsyn/A 4433-2022 tillsynsbegäran.docx
+++ b/tillsyn/A 4433-2022 tillsynsbegäran.docx
@@ -442,7 +442,7 @@
     <w:r>
       <w:tab/>
       <w:tab/>
-      <w:t>2026-07-24</w:t>
+      <w:t>2026-07-25</w:t>
       <w:br/>
       <w:br/>
     </w:r>

--- a/tillsyn/A 4433-2022 tillsynsbegäran.docx
+++ b/tillsyn/A 4433-2022 tillsynsbegäran.docx
@@ -442,7 +442,7 @@
     <w:r>
       <w:tab/>
       <w:tab/>
-      <w:t>2026-07-25</w:t>
+      <w:t>2026-07-26</w:t>
       <w:br/>
       <w:br/>
     </w:r>

--- a/tillsyn/A 4433-2022 tillsynsbegäran.docx
+++ b/tillsyn/A 4433-2022 tillsynsbegäran.docx
@@ -442,7 +442,7 @@
     <w:r>
       <w:tab/>
       <w:tab/>
-      <w:t>2026-07-26</w:t>
+      <w:t>2026-07-27</w:t>
       <w:br/>
       <w:br/>
     </w:r>

--- a/tillsyn/A 4433-2022 tillsynsbegäran.docx
+++ b/tillsyn/A 4433-2022 tillsynsbegäran.docx
@@ -442,7 +442,7 @@
     <w:r>
       <w:tab/>
       <w:tab/>
-      <w:t>2026-07-27</w:t>
+      <w:t>2026-07-28</w:t>
       <w:br/>
       <w:br/>
     </w:r>

--- a/tillsyn/A 4433-2022 tillsynsbegäran.docx
+++ b/tillsyn/A 4433-2022 tillsynsbegäran.docx
@@ -442,7 +442,7 @@
     <w:r>
       <w:tab/>
       <w:tab/>
-      <w:t>2026-07-28</w:t>
+      <w:t>2026-07-29</w:t>
       <w:br/>
       <w:br/>
     </w:r>

--- a/tillsyn/A 4433-2022 tillsynsbegäran.docx
+++ b/tillsyn/A 4433-2022 tillsynsbegäran.docx
@@ -442,7 +442,7 @@
     <w:r>
       <w:tab/>
       <w:tab/>
-      <w:t>2026-07-29</w:t>
+      <w:t>2026-07-30</w:t>
       <w:br/>
       <w:br/>
     </w:r>

--- a/tillsyn/A 4433-2022 tillsynsbegäran.docx
+++ b/tillsyn/A 4433-2022 tillsynsbegäran.docx
@@ -442,7 +442,7 @@
     <w:r>
       <w:tab/>
       <w:tab/>
-      <w:t>2026-07-30</w:t>
+      <w:t>2026-07-31</w:t>
       <w:br/>
       <w:br/>
     </w:r>

--- a/tillsyn/A 4433-2022 tillsynsbegäran.docx
+++ b/tillsyn/A 4433-2022 tillsynsbegäran.docx
@@ -442,7 +442,7 @@
     <w:r>
       <w:tab/>
       <w:tab/>
-      <w:t>2026-07-31</w:t>
+      <w:t>2026-08-01</w:t>
       <w:br/>
       <w:br/>
     </w:r>

--- a/tillsyn/A 4433-2022 tillsynsbegäran.docx
+++ b/tillsyn/A 4433-2022 tillsynsbegäran.docx
@@ -442,7 +442,7 @@
     <w:r>
       <w:tab/>
       <w:tab/>
-      <w:t>2026-08-01</w:t>
+      <w:t>2026-08-02</w:t>
       <w:br/>
       <w:br/>
     </w:r>

--- a/tillsyn/A 4433-2022 tillsynsbegäran.docx
+++ b/tillsyn/A 4433-2022 tillsynsbegäran.docx
@@ -442,7 +442,7 @@
     <w:r>
       <w:tab/>
       <w:tab/>
-      <w:t>2026-08-02</w:t>
+      <w:t>2026-08-03</w:t>
       <w:br/>
       <w:br/>
     </w:r>

--- a/tillsyn/A 4433-2022 tillsynsbegäran.docx
+++ b/tillsyn/A 4433-2022 tillsynsbegäran.docx
@@ -442,7 +442,7 @@
     <w:r>
       <w:tab/>
       <w:tab/>
-      <w:t>2026-08-03</w:t>
+      <w:t>2026-08-05</w:t>
       <w:br/>
       <w:br/>
     </w:r>

--- a/tillsyn/A 4433-2022 tillsynsbegäran.docx
+++ b/tillsyn/A 4433-2022 tillsynsbegäran.docx
@@ -442,7 +442,7 @@
     <w:r>
       <w:tab/>
       <w:tab/>
-      <w:t>2026-08-05</w:t>
+      <w:t>2026-08-07</w:t>
       <w:br/>
       <w:br/>
     </w:r>

--- a/tillsyn/A 4433-2022 tillsynsbegäran.docx
+++ b/tillsyn/A 4433-2022 tillsynsbegäran.docx
@@ -442,7 +442,7 @@
     <w:r>
       <w:tab/>
       <w:tab/>
-      <w:t>2026-08-07</w:t>
+      <w:t>2026-08-08</w:t>
       <w:br/>
       <w:br/>
     </w:r>

--- a/tillsyn/A 4433-2022 tillsynsbegäran.docx
+++ b/tillsyn/A 4433-2022 tillsynsbegäran.docx
@@ -60,7 +60,7 @@
         <w:spacing w:after="240"/>
       </w:pPr>
       <w:r>
-        <w:t>Figur 1. Fyndplatser för naturvårdsarter inom 23 meter från avverkningsanmälan. Markörer utan svart kant är placerade på fyndplatsen. Markörer med svart kant är placerade vid sidan av fyndplatsen har ett svart streck som visar fyndplatsens exakta position. Kartans mittpunktskoordinat är N 6863067, E 508107 i SWEREF 99 TM.</w:t>
+        <w:t>Figur 1. Fyndplatser för naturvårdsarter inom 23 meter från avverkningsanmälan. Markörer utan svart kant är placerade på fyndplatsen. Markörer med svart kant är placerade vid sidan av fyndplatsen och har ett svart streck som visar fyndplatsens exakta position. Kartans mittpunktskoordinat är N 6863067, E 508107 i SWEREF 99 TM.</w:t>
       </w:r>
     </w:p>
     <w:p>
@@ -442,7 +442,7 @@
     <w:r>
       <w:tab/>
       <w:tab/>
-      <w:t>2026-08-14</w:t>
+      <w:t>2026-08-15</w:t>
       <w:br/>
       <w:br/>
     </w:r>

--- a/tillsyn/A 4433-2022 tillsynsbegäran.docx
+++ b/tillsyn/A 4433-2022 tillsynsbegäran.docx
@@ -442,7 +442,7 @@
     <w:r>
       <w:tab/>
       <w:tab/>
-      <w:t>2026-08-15</w:t>
+      <w:t>2026-08-16</w:t>
       <w:br/>
       <w:br/>
     </w:r>

--- a/tillsyn/A 4433-2022 tillsynsbegäran.docx
+++ b/tillsyn/A 4433-2022 tillsynsbegäran.docx
@@ -442,7 +442,7 @@
     <w:r>
       <w:tab/>
       <w:tab/>
-      <w:t>2026-08-16</w:t>
+      <w:t>2026-08-17</w:t>
       <w:br/>
       <w:br/>
     </w:r>

--- a/tillsyn/A 4433-2022 tillsynsbegäran.docx
+++ b/tillsyn/A 4433-2022 tillsynsbegäran.docx
@@ -442,7 +442,7 @@
     <w:r>
       <w:tab/>
       <w:tab/>
-      <w:t>2026-08-17</w:t>
+      <w:t>2026-08-18</w:t>
       <w:br/>
       <w:br/>
     </w:r>

--- a/tillsyn/A 4433-2022 tillsynsbegäran.docx
+++ b/tillsyn/A 4433-2022 tillsynsbegäran.docx
@@ -442,7 +442,7 @@
     <w:r>
       <w:tab/>
       <w:tab/>
-      <w:t>2026-08-18</w:t>
+      <w:t>2026-08-19</w:t>
       <w:br/>
       <w:br/>
     </w:r>

--- a/tillsyn/A 4433-2022 tillsynsbegäran.docx
+++ b/tillsyn/A 4433-2022 tillsynsbegäran.docx
@@ -442,7 +442,7 @@
     <w:r>
       <w:tab/>
       <w:tab/>
-      <w:t>2026-08-19</w:t>
+      <w:t>2026-08-20</w:t>
       <w:br/>
       <w:br/>
     </w:r>

--- a/tillsyn/A 4433-2022 tillsynsbegäran.docx
+++ b/tillsyn/A 4433-2022 tillsynsbegäran.docx
@@ -442,7 +442,7 @@
     <w:r>
       <w:tab/>
       <w:tab/>
-      <w:t>2026-08-20</w:t>
+      <w:t>2026-08-21</w:t>
       <w:br/>
       <w:br/>
     </w:r>

--- a/tillsyn/A 4433-2022 tillsynsbegäran.docx
+++ b/tillsyn/A 4433-2022 tillsynsbegäran.docx
@@ -442,7 +442,7 @@
     <w:r>
       <w:tab/>
       <w:tab/>
-      <w:t>2026-08-21</w:t>
+      <w:t>2026-08-22</w:t>
       <w:br/>
       <w:br/>
     </w:r>
